--- a/笔记.docx
+++ b/笔记.docx
@@ -14,7 +14,7 @@
           <w:rFonts w:hint="eastAsia"/>
           <w:lang w:val="en-US" w:eastAsia="zh-CN"/>
         </w:rPr>
-        <w:t>可以通过微调实现让大模型能够调用function call和json output</w:t>
+        <w:t>通常如何处理历史记录：用RAG即向量检索相关信息的方式关注历史对话</w:t>
       </w:r>
     </w:p>
     <w:p>
@@ -24,6 +24,21 @@
           <w:lang w:val="en-US" w:eastAsia="zh-CN"/>
         </w:rPr>
       </w:pPr>
+      <w:r>
+        <w:rPr>
+          <w:rFonts w:hint="eastAsia"/>
+          <w:lang w:val="en-US" w:eastAsia="zh-CN"/>
+        </w:rPr>
+        <w:t>如果单纯从记录摘要层面：可以分为最近记录和早期记录。最近记录进行短句摘要；早期记录做合并摘要。如果早期记录过多，需要分批次摘要 再合并。所以需要设定最大数量。</w:t>
+      </w:r>
+    </w:p>
+    <w:p>
+      <w:pPr>
+        <w:rPr>
+          <w:rFonts w:hint="eastAsia"/>
+          <w:lang w:val="en-US" w:eastAsia="zh-CN"/>
+        </w:rPr>
+      </w:pPr>
     </w:p>
     <w:p>
       <w:pPr>
@@ -37,7 +52,7 @@
           <w:rFonts w:hint="eastAsia"/>
           <w:lang w:val="en-US" w:eastAsia="zh-CN"/>
         </w:rPr>
-        <w:t>ICL  提示词模板： 提供回答</w:t>
+        <w:t>摘要并非每次问答都执行：当历史记录+当前摘要，超过了设置的限制，则执行一次；且通常异步处理。进行新摘要时通常是处理新历史记录和之前的摘要（永远只对原始对话做摘要，上一次的摘要结果只做合并</w:t>
       </w:r>
       <w:bookmarkStart w:id="0" w:name="_GoBack"/>
       <w:bookmarkEnd w:id="0"/>
@@ -46,7 +61,53 @@
           <w:rFonts w:hint="eastAsia"/>
           <w:lang w:val="en-US" w:eastAsia="zh-CN"/>
         </w:rPr>
-        <w:t>示例来让大模型学习并回答问题</w:t>
+        <w:t>），进行增量操作</w:t>
+      </w:r>
+    </w:p>
+    <w:p>
+      <w:pPr>
+        <w:rPr>
+          <w:rFonts w:hint="eastAsia"/>
+          <w:lang w:val="en-US" w:eastAsia="zh-CN"/>
+        </w:rPr>
+      </w:pPr>
+    </w:p>
+    <w:p>
+      <w:pPr>
+        <w:rPr>
+          <w:rFonts w:hint="eastAsia"/>
+          <w:lang w:val="en-US" w:eastAsia="zh-CN"/>
+        </w:rPr>
+      </w:pPr>
+      <w:r>
+        <w:rPr>
+          <w:rFonts w:hint="eastAsia"/>
+          <w:lang w:val="en-US" w:eastAsia="zh-CN"/>
+        </w:rPr>
+        <w:t>可以通过微调实现让大模型能够调用function call和json output</w:t>
+      </w:r>
+    </w:p>
+    <w:p>
+      <w:pPr>
+        <w:rPr>
+          <w:rFonts w:hint="eastAsia"/>
+          <w:lang w:val="en-US" w:eastAsia="zh-CN"/>
+        </w:rPr>
+      </w:pPr>
+    </w:p>
+    <w:p>
+      <w:pPr>
+        <w:rPr>
+          <w:rFonts w:hint="default"/>
+          <w:lang w:val="en-US" w:eastAsia="zh-CN"/>
+        </w:rPr>
+      </w:pPr>
+      <w:r>
+        <w:rPr>
+          <w:rFonts w:hint="eastAsia"/>
+          <w:lang w:val="en-US" w:eastAsia="zh-CN"/>
+        </w:rPr>
+        <w:t>ICL  提示词模板： 提供回答示例来让大模型学习并回答问题</w:t>
       </w:r>
     </w:p>
     <w:sectPr>
@@ -64,7 +125,7 @@
   <w:docDefaults>
     <w:rPrDefault>
       <w:rPr>
-        <w:rFonts w:asciiTheme="minorHAnsi" w:hAnsiTheme="minorHAnsi" w:eastAsiaTheme="minorEastAsia" w:cstheme="minorBidi"/>
+        <w:rFonts w:ascii="Times New Roman" w:hAnsi="Times New Roman" w:eastAsia="宋体" w:cs="Times New Roman"/>
       </w:rPr>
     </w:rPrDefault>
     <w:pPrDefault/>
@@ -353,6 +414,15 @@
       </w:tblCellMar>
     </w:tblPr>
   </w:style>
+  <w:style w:type="character" w:styleId="4">
+    <w:name w:val="Strong"/>
+    <w:basedOn w:val="3"/>
+    <w:qFormat/>
+    <w:uiPriority w:val="0"/>
+    <w:rPr>
+      <w:b/>
+    </w:rPr>
+  </w:style>
 </w:styles>
 </file>
 

--- a/笔记.docx
+++ b/笔记.docx
@@ -43,6 +43,44 @@
     <w:p>
       <w:pPr>
         <w:rPr>
+          <w:rFonts w:hint="eastAsia"/>
+          <w:lang w:val="en-US" w:eastAsia="zh-CN"/>
+        </w:rPr>
+      </w:pPr>
+      <w:r>
+        <w:rPr>
+          <w:rFonts w:hint="eastAsia"/>
+          <w:lang w:val="en-US" w:eastAsia="zh-CN"/>
+        </w:rPr>
+        <w:t>摘要并非每次问答都执行：当历史记录+当前摘要，超过了设置的限制，则执行一次；且通常异步处理。进行新摘要时通常是处理新历史记录和之前的摘要（永远只对原始对话做摘要，上一次的摘要结果只做合并），进行增量操作</w:t>
+      </w:r>
+    </w:p>
+    <w:p>
+      <w:pPr>
+        <w:rPr>
+          <w:rFonts w:hint="eastAsia"/>
+          <w:lang w:val="en-US" w:eastAsia="zh-CN"/>
+        </w:rPr>
+      </w:pPr>
+    </w:p>
+    <w:p>
+      <w:pPr>
+        <w:rPr>
+          <w:rFonts w:hint="eastAsia"/>
+          <w:lang w:val="en-US" w:eastAsia="zh-CN"/>
+        </w:rPr>
+      </w:pPr>
+      <w:r>
+        <w:rPr>
+          <w:rFonts w:hint="eastAsia"/>
+          <w:lang w:val="en-US" w:eastAsia="zh-CN"/>
+        </w:rPr>
+        <w:t>将所有数据进行向量化并存进向量数据库=知识库</w:t>
+      </w:r>
+    </w:p>
+    <w:p>
+      <w:pPr>
+        <w:rPr>
           <w:rFonts w:hint="default"/>
           <w:lang w:val="en-US" w:eastAsia="zh-CN"/>
         </w:rPr>
@@ -52,40 +90,33 @@
           <w:rFonts w:hint="eastAsia"/>
           <w:lang w:val="en-US" w:eastAsia="zh-CN"/>
         </w:rPr>
-        <w:t>摘要并非每次问答都执行：当历史记录+当前摘要，超过了设置的限制，则执行一次；且通常异步处理。进行新摘要时通常是处理新历史记录和之前的摘要（永远只对原始对话做摘要，上一次的摘要结果只做合并</w:t>
+        <w:t>数据量不大适合用faiss，数据量比较大且分布式适合用milvus</w:t>
+      </w:r>
+    </w:p>
+    <w:p>
+      <w:pPr>
+        <w:rPr>
+          <w:rFonts w:hint="eastAsia"/>
+          <w:lang w:val="en-US" w:eastAsia="zh-CN"/>
+        </w:rPr>
+      </w:pPr>
+    </w:p>
+    <w:p>
+      <w:pPr>
+        <w:rPr>
+          <w:rFonts w:hint="eastAsia"/>
+          <w:lang w:val="en-US" w:eastAsia="zh-CN"/>
+        </w:rPr>
+      </w:pPr>
+      <w:r>
+        <w:rPr>
+          <w:rFonts w:hint="eastAsia"/>
+          <w:lang w:val="en-US" w:eastAsia="zh-CN"/>
+        </w:rPr>
+        <w:t>可以通过微调实现让大模型能够调用function call和json output</w:t>
       </w:r>
       <w:bookmarkStart w:id="0" w:name="_GoBack"/>
       <w:bookmarkEnd w:id="0"/>
-      <w:r>
-        <w:rPr>
-          <w:rFonts w:hint="eastAsia"/>
-          <w:lang w:val="en-US" w:eastAsia="zh-CN"/>
-        </w:rPr>
-        <w:t>），进行增量操作</w:t>
-      </w:r>
-    </w:p>
-    <w:p>
-      <w:pPr>
-        <w:rPr>
-          <w:rFonts w:hint="eastAsia"/>
-          <w:lang w:val="en-US" w:eastAsia="zh-CN"/>
-        </w:rPr>
-      </w:pPr>
-    </w:p>
-    <w:p>
-      <w:pPr>
-        <w:rPr>
-          <w:rFonts w:hint="eastAsia"/>
-          <w:lang w:val="en-US" w:eastAsia="zh-CN"/>
-        </w:rPr>
-      </w:pPr>
-      <w:r>
-        <w:rPr>
-          <w:rFonts w:hint="eastAsia"/>
-          <w:lang w:val="en-US" w:eastAsia="zh-CN"/>
-        </w:rPr>
-        <w:t>可以通过微调实现让大模型能够调用function call和json output</w:t>
-      </w:r>
     </w:p>
     <w:p>
       <w:pPr>
@@ -196,7 +227,7 @@
     <w:lsdException w:qFormat="1" w:unhideWhenUsed="0" w:uiPriority="0" w:semiHidden="0" w:name="Title"/>
     <w:lsdException w:unhideWhenUsed="0" w:uiPriority="0" w:semiHidden="0" w:name="Closing"/>
     <w:lsdException w:unhideWhenUsed="0" w:uiPriority="0" w:semiHidden="0" w:name="Signature"/>
-    <w:lsdException w:unhideWhenUsed="0" w:uiPriority="0" w:name="Default Paragraph Font"/>
+    <w:lsdException w:qFormat="1" w:unhideWhenUsed="0" w:uiPriority="0" w:name="Default Paragraph Font"/>
     <w:lsdException w:unhideWhenUsed="0" w:uiPriority="0" w:semiHidden="0" w:name="Body Text"/>
     <w:lsdException w:unhideWhenUsed="0" w:uiPriority="0" w:semiHidden="0" w:name="Body Text Indent"/>
     <w:lsdException w:unhideWhenUsed="0" w:uiPriority="0" w:semiHidden="0" w:name="List Continue"/>
@@ -399,6 +430,7 @@
   <w:style w:type="character" w:default="1" w:styleId="3">
     <w:name w:val="Default Paragraph Font"/>
     <w:semiHidden/>
+    <w:qFormat/>
     <w:uiPriority w:val="0"/>
   </w:style>
   <w:style w:type="table" w:default="1" w:styleId="2">

--- a/笔记.docx
+++ b/笔记.docx
@@ -52,71 +52,159 @@
           <w:rFonts w:hint="eastAsia"/>
           <w:lang w:val="en-US" w:eastAsia="zh-CN"/>
         </w:rPr>
-        <w:t>摘要并非每次问答都执行：当历史记录+当前摘要，超过了设置的限制，则执行一次；且通常异步处理。进行新摘要时通常是处理新历史记录和之前的摘要（永远只对原始对话做摘要，上一次的摘要结果只做合并），进行增量操作</w:t>
-      </w:r>
-    </w:p>
-    <w:p>
-      <w:pPr>
-        <w:rPr>
-          <w:rFonts w:hint="eastAsia"/>
-          <w:lang w:val="en-US" w:eastAsia="zh-CN"/>
-        </w:rPr>
-      </w:pPr>
-    </w:p>
-    <w:p>
-      <w:pPr>
-        <w:rPr>
-          <w:rFonts w:hint="eastAsia"/>
-          <w:lang w:val="en-US" w:eastAsia="zh-CN"/>
-        </w:rPr>
-      </w:pPr>
-      <w:r>
-        <w:rPr>
-          <w:rFonts w:hint="eastAsia"/>
-          <w:lang w:val="en-US" w:eastAsia="zh-CN"/>
-        </w:rPr>
-        <w:t>将所有数据进行向量化并存进向量数据库=知识库</w:t>
-      </w:r>
-    </w:p>
-    <w:p>
-      <w:pPr>
-        <w:rPr>
-          <w:rFonts w:hint="default"/>
-          <w:lang w:val="en-US" w:eastAsia="zh-CN"/>
-        </w:rPr>
-      </w:pPr>
-      <w:r>
-        <w:rPr>
-          <w:rFonts w:hint="eastAsia"/>
-          <w:lang w:val="en-US" w:eastAsia="zh-CN"/>
-        </w:rPr>
-        <w:t>数据量不大适合用faiss，数据量比较大且分布式适合用milvus</w:t>
-      </w:r>
-    </w:p>
-    <w:p>
-      <w:pPr>
-        <w:rPr>
-          <w:rFonts w:hint="eastAsia"/>
-          <w:lang w:val="en-US" w:eastAsia="zh-CN"/>
-        </w:rPr>
-      </w:pPr>
-    </w:p>
-    <w:p>
-      <w:pPr>
-        <w:rPr>
-          <w:rFonts w:hint="eastAsia"/>
-          <w:lang w:val="en-US" w:eastAsia="zh-CN"/>
-        </w:rPr>
-      </w:pPr>
-      <w:r>
-        <w:rPr>
-          <w:rFonts w:hint="eastAsia"/>
-          <w:lang w:val="en-US" w:eastAsia="zh-CN"/>
-        </w:rPr>
-        <w:t>可以通过微调实现让大模型能够调用function call和json output</w:t>
+        <w:t>摘要并非每次问答都执行：当历史记录+当前摘要，超过了设置的限制，则执行一次；且通常异步处理。</w:t>
+      </w:r>
+      <w:r>
+        <w:rPr>
+          <w:rFonts w:ascii="Segoe UI Emoji" w:hAnsi="Segoe UI Emoji" w:eastAsia="Segoe UI Emoji" w:cs="Segoe UI Emoji"/>
+          <w:i w:val="0"/>
+          <w:iCs w:val="0"/>
+          <w:caps w:val="0"/>
+          <w:spacing w:val="0"/>
+          <w:sz w:val="19"/>
+          <w:szCs w:val="19"/>
+        </w:rPr>
+        <w:t>做新的摘要时</w:t>
+      </w:r>
+      <w:r>
+        <w:rPr>
+          <w:rFonts w:hint="eastAsia" w:ascii="Segoe UI Emoji" w:hAnsi="Segoe UI Emoji" w:eastAsia="宋体" w:cs="Segoe UI Emoji"/>
+          <w:i w:val="0"/>
+          <w:iCs w:val="0"/>
+          <w:caps w:val="0"/>
+          <w:spacing w:val="0"/>
+          <w:sz w:val="19"/>
+          <w:szCs w:val="19"/>
+          <w:lang w:eastAsia="zh-CN"/>
+        </w:rPr>
+        <w:t>，</w:t>
+      </w:r>
+      <w:r>
+        <w:rPr>
+          <w:rFonts w:ascii="Segoe UI Emoji" w:hAnsi="Segoe UI Emoji" w:eastAsia="Segoe UI Emoji" w:cs="Segoe UI Emoji"/>
+          <w:i w:val="0"/>
+          <w:iCs w:val="0"/>
+          <w:caps w:val="0"/>
+          <w:spacing w:val="0"/>
+          <w:sz w:val="19"/>
+          <w:szCs w:val="19"/>
+        </w:rPr>
+        <w:t>只使用完整的历史记录，</w:t>
+      </w:r>
+      <w:r>
+        <w:rPr>
+          <w:rFonts w:hint="eastAsia" w:ascii="Segoe UI Emoji" w:hAnsi="Segoe UI Emoji" w:eastAsia="宋体" w:cs="Segoe UI Emoji"/>
+          <w:i w:val="0"/>
+          <w:iCs w:val="0"/>
+          <w:caps w:val="0"/>
+          <w:spacing w:val="0"/>
+          <w:sz w:val="19"/>
+          <w:szCs w:val="19"/>
+          <w:lang w:val="en-US" w:eastAsia="zh-CN"/>
+        </w:rPr>
+        <w:t>基于总条目数切分，早期，中期等。</w:t>
       </w:r>
       <w:bookmarkStart w:id="0" w:name="_GoBack"/>
       <w:bookmarkEnd w:id="0"/>
+    </w:p>
+    <w:p>
+      <w:pPr>
+        <w:rPr>
+          <w:rFonts w:hint="eastAsia"/>
+          <w:lang w:val="en-US" w:eastAsia="zh-CN"/>
+        </w:rPr>
+      </w:pPr>
+    </w:p>
+    <w:p>
+      <w:pPr>
+        <w:rPr>
+          <w:rFonts w:hint="eastAsia"/>
+          <w:lang w:val="en-US" w:eastAsia="zh-CN"/>
+        </w:rPr>
+      </w:pPr>
+      <w:r>
+        <w:rPr>
+          <w:rFonts w:hint="eastAsia"/>
+          <w:lang w:val="en-US" w:eastAsia="zh-CN"/>
+        </w:rPr>
+        <w:t>将所有数据进行向量化并存进向量数据库=知识库</w:t>
+      </w:r>
+    </w:p>
+    <w:p>
+      <w:pPr>
+        <w:rPr>
+          <w:rFonts w:hint="default"/>
+          <w:lang w:val="en-US" w:eastAsia="zh-CN"/>
+        </w:rPr>
+      </w:pPr>
+      <w:r>
+        <w:rPr>
+          <w:rFonts w:hint="eastAsia"/>
+          <w:lang w:val="en-US" w:eastAsia="zh-CN"/>
+        </w:rPr>
+        <w:t>数据量不大适合用faiss，数据量比较大且分布式适合用milvus</w:t>
+      </w:r>
+    </w:p>
+    <w:p>
+      <w:pPr>
+        <w:rPr>
+          <w:rFonts w:hint="eastAsia"/>
+          <w:lang w:val="en-US" w:eastAsia="zh-CN"/>
+        </w:rPr>
+      </w:pPr>
+    </w:p>
+    <w:p>
+      <w:pPr>
+        <w:rPr>
+          <w:rFonts w:hint="default"/>
+          <w:lang w:val="en-US" w:eastAsia="zh-CN"/>
+        </w:rPr>
+      </w:pPr>
+      <w:r>
+        <w:rPr>
+          <w:rFonts w:hint="eastAsia"/>
+          <w:lang w:val="en-US" w:eastAsia="zh-CN"/>
+        </w:rPr>
+        <w:t>RAG 检索增强生成人工智能   大模型在推理过程中可能会缺少专业数据</w:t>
+      </w:r>
+    </w:p>
+    <w:p>
+      <w:pPr>
+        <w:rPr>
+          <w:rFonts w:hint="default"/>
+          <w:lang w:val="en-US" w:eastAsia="zh-CN"/>
+        </w:rPr>
+      </w:pPr>
+      <w:r>
+        <w:rPr>
+          <w:rFonts w:hint="eastAsia"/>
+          <w:lang w:val="en-US" w:eastAsia="zh-CN"/>
+        </w:rPr>
+        <w:t>将专业数据基于文字信息，进行切片向量化并用向量数据库储存。将原始提问和与问题匹配的数据进行组合并生成新的提示词提供给大模型。RAG等同于提高大模型的数据，降低幻觉。</w:t>
+      </w:r>
+    </w:p>
+    <w:p>
+      <w:pPr>
+        <w:rPr>
+          <w:rFonts w:hint="eastAsia"/>
+          <w:lang w:val="en-US" w:eastAsia="zh-CN"/>
+        </w:rPr>
+      </w:pPr>
+    </w:p>
+    <w:p>
+      <w:pPr>
+        <w:rPr>
+          <w:rFonts w:hint="eastAsia"/>
+          <w:lang w:val="en-US" w:eastAsia="zh-CN"/>
+        </w:rPr>
+      </w:pPr>
+      <w:r>
+        <w:rPr>
+          <w:rFonts w:hint="eastAsia"/>
+          <w:lang w:val="en-US" w:eastAsia="zh-CN"/>
+        </w:rPr>
+        <w:t>可以通过微调实现让大模型能够调用function call和json output</w:t>
+      </w:r>
     </w:p>
     <w:p>
       <w:pPr>

--- a/笔记.docx
+++ b/笔记.docx
@@ -104,115 +104,145 @@
         </w:rPr>
         <w:t>基于总条目数切分，早期，中期等。</w:t>
       </w:r>
+    </w:p>
+    <w:p>
+      <w:pPr>
+        <w:rPr>
+          <w:rFonts w:hint="eastAsia"/>
+          <w:lang w:val="en-US" w:eastAsia="zh-CN"/>
+        </w:rPr>
+      </w:pPr>
+    </w:p>
+    <w:p>
+      <w:pPr>
+        <w:rPr>
+          <w:rFonts w:hint="eastAsia"/>
+          <w:lang w:val="en-US" w:eastAsia="zh-CN"/>
+        </w:rPr>
+      </w:pPr>
+      <w:r>
+        <w:rPr>
+          <w:rFonts w:hint="eastAsia"/>
+          <w:lang w:val="en-US" w:eastAsia="zh-CN"/>
+        </w:rPr>
+        <w:t>将所有数据进行向量化并存进向量数据库=知识库</w:t>
+      </w:r>
+    </w:p>
+    <w:p>
+      <w:pPr>
+        <w:rPr>
+          <w:rFonts w:hint="default"/>
+          <w:lang w:val="en-US" w:eastAsia="zh-CN"/>
+        </w:rPr>
+      </w:pPr>
+      <w:r>
+        <w:rPr>
+          <w:rFonts w:hint="eastAsia"/>
+          <w:lang w:val="en-US" w:eastAsia="zh-CN"/>
+        </w:rPr>
+        <w:t>数据量不大适合用faiss，数据量比较大且分布式适合用milvus</w:t>
+      </w:r>
+    </w:p>
+    <w:p>
+      <w:pPr>
+        <w:rPr>
+          <w:rFonts w:hint="eastAsia"/>
+          <w:lang w:val="en-US" w:eastAsia="zh-CN"/>
+        </w:rPr>
+      </w:pPr>
+    </w:p>
+    <w:p>
+      <w:pPr>
+        <w:rPr>
+          <w:rFonts w:hint="default"/>
+          <w:lang w:val="en-US" w:eastAsia="zh-CN"/>
+        </w:rPr>
+      </w:pPr>
+      <w:r>
+        <w:rPr>
+          <w:rFonts w:hint="eastAsia"/>
+          <w:lang w:val="en-US" w:eastAsia="zh-CN"/>
+        </w:rPr>
+        <w:t>RAG 检索增强生成人工智能   大模型在推理过程中可能会缺少专业数据</w:t>
+      </w:r>
+    </w:p>
+    <w:p>
+      <w:pPr>
+        <w:rPr>
+          <w:rFonts w:hint="default"/>
+          <w:lang w:val="en-US" w:eastAsia="zh-CN"/>
+        </w:rPr>
+      </w:pPr>
+      <w:r>
+        <w:rPr>
+          <w:rFonts w:hint="eastAsia"/>
+          <w:lang w:val="en-US" w:eastAsia="zh-CN"/>
+        </w:rPr>
+        <w:t>将专业数据基于文字信息，进行切片向量化并用向量数据库储存。将原始提问和与问题匹配的数据进行组合并生成新的提示词提供给大模型。RAG等同于提高大模型的数据，降低幻觉。</w:t>
+      </w:r>
+    </w:p>
+    <w:p>
+      <w:pPr>
+        <w:rPr>
+          <w:rFonts w:hint="eastAsia"/>
+          <w:lang w:val="en-US" w:eastAsia="zh-CN"/>
+        </w:rPr>
+      </w:pPr>
+    </w:p>
+    <w:p>
+      <w:pPr>
+        <w:rPr>
+          <w:rFonts w:hint="eastAsia"/>
+          <w:lang w:val="en-US" w:eastAsia="zh-CN"/>
+        </w:rPr>
+      </w:pPr>
+      <w:r>
+        <w:rPr>
+          <w:rFonts w:hint="eastAsia"/>
+          <w:lang w:val="en-US" w:eastAsia="zh-CN"/>
+        </w:rPr>
+        <w:t>可以通过微调实现让大模型能够调用function call和json output</w:t>
+      </w:r>
+    </w:p>
+    <w:p>
+      <w:pPr>
+        <w:rPr>
+          <w:rFonts w:hint="eastAsia"/>
+          <w:lang w:val="en-US" w:eastAsia="zh-CN"/>
+        </w:rPr>
+      </w:pPr>
+    </w:p>
+    <w:p>
+      <w:pPr>
+        <w:rPr>
+          <w:rFonts w:hint="eastAsia"/>
+          <w:lang w:val="en-US" w:eastAsia="zh-CN"/>
+        </w:rPr>
+      </w:pPr>
+      <w:r>
+        <w:rPr>
+          <w:rFonts w:hint="eastAsia"/>
+          <w:lang w:val="en-US" w:eastAsia="zh-CN"/>
+        </w:rPr>
+        <w:t>MCP 智能体/模型 和 工具的通信协议  即工具的远程接口 提供了工具调用</w:t>
+      </w:r>
+    </w:p>
+    <w:p>
+      <w:pPr>
+        <w:rPr>
+          <w:rFonts w:hint="default"/>
+          <w:lang w:val="en-US" w:eastAsia="zh-CN"/>
+        </w:rPr>
+      </w:pPr>
       <w:bookmarkStart w:id="0" w:name="_GoBack"/>
       <w:bookmarkEnd w:id="0"/>
-    </w:p>
-    <w:p>
-      <w:pPr>
-        <w:rPr>
-          <w:rFonts w:hint="eastAsia"/>
-          <w:lang w:val="en-US" w:eastAsia="zh-CN"/>
-        </w:rPr>
-      </w:pPr>
-    </w:p>
-    <w:p>
-      <w:pPr>
-        <w:rPr>
-          <w:rFonts w:hint="eastAsia"/>
-          <w:lang w:val="en-US" w:eastAsia="zh-CN"/>
-        </w:rPr>
-      </w:pPr>
-      <w:r>
-        <w:rPr>
-          <w:rFonts w:hint="eastAsia"/>
-          <w:lang w:val="en-US" w:eastAsia="zh-CN"/>
-        </w:rPr>
-        <w:t>将所有数据进行向量化并存进向量数据库=知识库</w:t>
-      </w:r>
-    </w:p>
-    <w:p>
-      <w:pPr>
-        <w:rPr>
-          <w:rFonts w:hint="default"/>
-          <w:lang w:val="en-US" w:eastAsia="zh-CN"/>
-        </w:rPr>
-      </w:pPr>
-      <w:r>
-        <w:rPr>
-          <w:rFonts w:hint="eastAsia"/>
-          <w:lang w:val="en-US" w:eastAsia="zh-CN"/>
-        </w:rPr>
-        <w:t>数据量不大适合用faiss，数据量比较大且分布式适合用milvus</w:t>
-      </w:r>
-    </w:p>
-    <w:p>
-      <w:pPr>
-        <w:rPr>
-          <w:rFonts w:hint="eastAsia"/>
-          <w:lang w:val="en-US" w:eastAsia="zh-CN"/>
-        </w:rPr>
-      </w:pPr>
-    </w:p>
-    <w:p>
-      <w:pPr>
-        <w:rPr>
-          <w:rFonts w:hint="default"/>
-          <w:lang w:val="en-US" w:eastAsia="zh-CN"/>
-        </w:rPr>
-      </w:pPr>
-      <w:r>
-        <w:rPr>
-          <w:rFonts w:hint="eastAsia"/>
-          <w:lang w:val="en-US" w:eastAsia="zh-CN"/>
-        </w:rPr>
-        <w:t>RAG 检索增强生成人工智能   大模型在推理过程中可能会缺少专业数据</w:t>
-      </w:r>
-    </w:p>
-    <w:p>
-      <w:pPr>
-        <w:rPr>
-          <w:rFonts w:hint="default"/>
-          <w:lang w:val="en-US" w:eastAsia="zh-CN"/>
-        </w:rPr>
-      </w:pPr>
-      <w:r>
-        <w:rPr>
-          <w:rFonts w:hint="eastAsia"/>
-          <w:lang w:val="en-US" w:eastAsia="zh-CN"/>
-        </w:rPr>
-        <w:t>将专业数据基于文字信息，进行切片向量化并用向量数据库储存。将原始提问和与问题匹配的数据进行组合并生成新的提示词提供给大模型。RAG等同于提高大模型的数据，降低幻觉。</w:t>
-      </w:r>
-    </w:p>
-    <w:p>
-      <w:pPr>
-        <w:rPr>
-          <w:rFonts w:hint="eastAsia"/>
-          <w:lang w:val="en-US" w:eastAsia="zh-CN"/>
-        </w:rPr>
-      </w:pPr>
-    </w:p>
-    <w:p>
-      <w:pPr>
-        <w:rPr>
-          <w:rFonts w:hint="eastAsia"/>
-          <w:lang w:val="en-US" w:eastAsia="zh-CN"/>
-        </w:rPr>
-      </w:pPr>
-      <w:r>
-        <w:rPr>
-          <w:rFonts w:hint="eastAsia"/>
-          <w:lang w:val="en-US" w:eastAsia="zh-CN"/>
-        </w:rPr>
-        <w:t>可以通过微调实现让大模型能够调用function call和json output</w:t>
-      </w:r>
-    </w:p>
-    <w:p>
-      <w:pPr>
-        <w:rPr>
-          <w:rFonts w:hint="eastAsia"/>
-          <w:lang w:val="en-US" w:eastAsia="zh-CN"/>
-        </w:rPr>
-      </w:pPr>
+      <w:r>
+        <w:rPr>
+          <w:rFonts w:hint="eastAsia"/>
+          <w:lang w:val="en-US" w:eastAsia="zh-CN"/>
+        </w:rPr>
+        <w:t>streamable http  提供统一的http端点，同时支持post(发送和接收)和get</w:t>
+      </w:r>
     </w:p>
     <w:p>
       <w:pPr>

--- a/笔记.docx
+++ b/笔记.docx
@@ -230,10 +230,115 @@
     <w:p>
       <w:pPr>
         <w:rPr>
+          <w:rFonts w:hint="eastAsia"/>
+          <w:lang w:val="en-US" w:eastAsia="zh-CN"/>
+        </w:rPr>
+      </w:pPr>
+      <w:r>
+        <w:rPr>
+          <w:rFonts w:hint="eastAsia"/>
+          <w:lang w:val="en-US" w:eastAsia="zh-CN"/>
+        </w:rPr>
+        <w:t>streamable http  提供统一的http端点，同时支持post(发送和接收)和get</w:t>
+      </w:r>
+    </w:p>
+    <w:p>
+      <w:pPr>
+        <w:rPr>
+          <w:rFonts w:hint="eastAsia"/>
+          <w:lang w:val="en-US" w:eastAsia="zh-CN"/>
+        </w:rPr>
+      </w:pPr>
+    </w:p>
+    <w:p>
+      <w:pPr>
+        <w:rPr>
+          <w:rFonts w:hint="eastAsia"/>
+          <w:lang w:val="en-US" w:eastAsia="zh-CN"/>
+        </w:rPr>
+      </w:pPr>
+      <w:r>
+        <w:rPr>
+          <w:rFonts w:hint="eastAsia"/>
+          <w:lang w:val="en-US" w:eastAsia="zh-CN"/>
+        </w:rPr>
+        <w:t>workflow工作流，由程序员定义的大模型和工具的使用路径。有向图由节点，便，状态构成。可循环，并行，条件分支。通过状态图将多个智能体和节点组织成可扩展的任务</w:t>
+      </w:r>
+    </w:p>
+    <w:p>
+      <w:pPr>
+        <w:rPr>
+          <w:rFonts w:hint="eastAsia"/>
+          <w:lang w:val="en-US" w:eastAsia="zh-CN"/>
+        </w:rPr>
+      </w:pPr>
+      <w:r>
+        <w:rPr>
+          <w:rFonts w:hint="eastAsia"/>
+          <w:lang w:val="en-US" w:eastAsia="zh-CN"/>
+        </w:rPr>
+        <w:t>state即共享数据。大模型能通过提示词的方式接收当前state作为输入，节点接收state作为参数，并返回更新state</w:t>
+      </w:r>
+    </w:p>
+    <w:p>
+      <w:pPr>
+        <w:rPr>
+          <w:rFonts w:hint="eastAsia"/>
+          <w:lang w:val="en-US" w:eastAsia="zh-CN"/>
+        </w:rPr>
+      </w:pPr>
+      <w:r>
+        <w:rPr>
+          <w:rFonts w:hint="eastAsia"/>
+          <w:lang w:val="en-US" w:eastAsia="zh-CN"/>
+        </w:rPr>
+        <w:t>根据当前state决定接下来走哪条边，通向哪个节点，通常是条件分支的意思</w:t>
+      </w:r>
+    </w:p>
+    <w:p>
+      <w:pPr>
+        <w:rPr>
+          <w:rFonts w:hint="eastAsia"/>
+          <w:lang w:val="en-US" w:eastAsia="zh-CN"/>
+        </w:rPr>
+      </w:pPr>
+      <w:r>
+        <w:rPr>
+          <w:rFonts w:hint="eastAsia"/>
+          <w:lang w:val="en-US" w:eastAsia="zh-CN"/>
+        </w:rPr>
+        <w:t>reducer决定了如何更新state，默认为覆盖</w:t>
+      </w:r>
+    </w:p>
+    <w:p>
+      <w:pPr>
+        <w:rPr>
+          <w:rFonts w:hint="eastAsia"/>
+          <w:lang w:val="en-US" w:eastAsia="zh-CN"/>
+        </w:rPr>
+      </w:pPr>
+      <w:r>
+        <w:rPr>
+          <w:rFonts w:hint="eastAsia"/>
+          <w:lang w:val="en-US" w:eastAsia="zh-CN"/>
+        </w:rPr>
+        <w:t>nodel的第一个参数默认是状态，第二个是config</w:t>
+      </w:r>
+    </w:p>
+    <w:p>
+      <w:pPr>
+        <w:rPr>
           <w:rFonts w:hint="default"/>
           <w:lang w:val="en-US" w:eastAsia="zh-CN"/>
         </w:rPr>
       </w:pPr>
+      <w:r>
+        <w:rPr>
+          <w:rFonts w:hint="eastAsia"/>
+          <w:lang w:val="en-US" w:eastAsia="zh-CN"/>
+        </w:rPr>
+        <w:t>边:add_edge；条件边:add_conditional_edges(起始节点，路由函数(接收state，返回目标节点名字，或名字列表(支持并行运行))</w:t>
+      </w:r>
       <w:bookmarkStart w:id="0" w:name="_GoBack"/>
       <w:bookmarkEnd w:id="0"/>
       <w:r>
@@ -241,8 +346,16 @@
           <w:rFonts w:hint="eastAsia"/>
           <w:lang w:val="en-US" w:eastAsia="zh-CN"/>
         </w:rPr>
-        <w:t>streamable http  提供统一的http端点，同时支持post(发送和接收)和get</w:t>
-      </w:r>
+        <w:t>)</w:t>
+      </w:r>
+    </w:p>
+    <w:p>
+      <w:pPr>
+        <w:rPr>
+          <w:rFonts w:hint="default"/>
+          <w:lang w:val="en-US" w:eastAsia="zh-CN"/>
+        </w:rPr>
+      </w:pPr>
     </w:p>
     <w:p>
       <w:pPr>
